--- a/docs/TZ_MedFind_v2_1.docx
+++ b/docs/TZ_MedFind_v2_1.docx
@@ -148,19 +148,7 @@
           <w:sz w:val="28"/>
           <w:szCs w:val="28"/>
         </w:rPr>
-        <w:t xml:space="preserve">Тема: «Разработка мобильного приложения «MedFind» для поиска врачей, </w:t>
-      </w:r>
-      <w:bookmarkStart w:id="0" w:name="_GoBack"/>
-      <w:bookmarkEnd w:id="0"/>
-      <w:r>
-        <w:rPr>
-          <w:rFonts w:ascii="Times New Roman" w:hAnsi="Times New Roman" w:cs="Times New Roman"/>
-          <w:b/>
-          <w:i w:val="0"/>
-          <w:sz w:val="28"/>
-          <w:szCs w:val="28"/>
-        </w:rPr>
-        <w:t>клиник и аптек в Кыргызской Республике»</w:t>
+        <w:t>Тема: «Разработка мобильного приложения «MedFind» для поиска врачей, клиник и аптек в Кыргызской Республике»</w:t>
       </w:r>
     </w:p>
     <w:p>
@@ -1967,7 +1955,19 @@
           <w:sz w:val="28"/>
           <w:szCs w:val="28"/>
         </w:rPr>
-        <w:t>Принципы безопасной разработки (rate limiting, защита от SQL-инъекций, security headers, CORS, HSTS).</w:t>
+        <w:t>Принципы безопасной разработки</w:t>
+      </w:r>
+      <w:bookmarkStart w:id="0" w:name="_GoBack"/>
+      <w:bookmarkEnd w:id="0"/>
+      <w:r>
+        <w:rPr>
+          <w:rFonts w:ascii="Times New Roman" w:hAnsi="Times New Roman" w:cs="Times New Roman"/>
+          <w:b w:val="0"/>
+          <w:i w:val="0"/>
+          <w:sz w:val="28"/>
+          <w:szCs w:val="28"/>
+        </w:rPr>
+        <w:t xml:space="preserve"> (rate limiting, защита от SQL-инъекций, security headers, CORS, HSTS).</w:t>
       </w:r>
     </w:p>
     <w:p>
